--- a/products-storage/07-uderzhaniya-shtrafy-zachety/03-vozrazhenie-na-zachet.docx
+++ b/products-storage/07-uderzhaniya-shtrafy-zachety/03-vozrazhenie-na-zachet.docx
@@ -93,7 +93,27 @@
     <w:p/>
     <w:p>
       <w:r>
-        <w:t>3. Размер зачета превышает фактические убытки / не соответствует договору.</w:t>
+        <w:t>3. [Выбрать применимое, остальное удалить:]</w:t>
+      </w:r>
+    </w:p>
+    <w:p>
+      <w:r>
+        <w:t xml:space="preserve">   - Размер зачёта превышает размер встречного требования Заказчика, определённый договором и подтверждённый документами: [указать, какое требование заявлено к зачёту (убытки, неустойка, иное), его размер по расчёту Заказчика и размер, который Подрядчик считает обоснованным, со ссылкой на документы].</w:t>
+      </w:r>
+    </w:p>
+    <w:p>
+      <w:r>
+        <w:t xml:space="preserve">   - Срок исполнения встречного требования Заказчика не наступил (ст. 410 ГК РФ).</w:t>
+      </w:r>
+    </w:p>
+    <w:p>
+      <w:r>
+        <w:t xml:space="preserve">   - [Только если встречное требование Заказчика не денежное (например, о передаче вещи или о безвозмездном устранении недостатков) и оставалось таким на дату заявления о зачёте; к неустойке, процентам и убыткам не применяется:] Встречное требование Заказчика не однородно с денежным требованием Подрядчика (ст. 410 ГК РФ).</w:t>
+      </w:r>
+    </w:p>
+    <w:p>
+      <w:r>
+        <w:t xml:space="preserve">   - Зачёт не допускается договором (п. [номер] Договора) или по встречному требованию Заказчика истёк срок исковой давности (ст. 411, п. 3 ст. 199 ГК РФ).</w:t>
       </w:r>
     </w:p>
     <w:p/>

--- a/products-storage/07-uderzhaniya-shtrafy-zachety/03-vozrazhenie-na-zachet.docx
+++ b/products-storage/07-uderzhaniya-shtrafy-zachety/03-vozrazhenie-na-zachet.docx
@@ -2,140 +2,449 @@
 <file path=word/document.xml><?xml version="1.0" encoding="utf-8"?>
 <w:document xmlns:wpc="http://schemas.microsoft.com/office/word/2010/wordprocessingCanvas" xmlns:mo="http://schemas.microsoft.com/office/mac/office/2008/main" xmlns:mc="http://schemas.openxmlformats.org/markup-compatibility/2006" xmlns:mv="urn:schemas-microsoft-com:mac:vml" xmlns:o="urn:schemas-microsoft-com:office:office" xmlns:r="http://schemas.openxmlformats.org/officeDocument/2006/relationships" xmlns:m="http://schemas.openxmlformats.org/officeDocument/2006/math" xmlns:v="urn:schemas-microsoft-com:vml" xmlns:wp14="http://schemas.microsoft.com/office/word/2010/wordprocessingDrawing" xmlns:wp="http://schemas.openxmlformats.org/drawingml/2006/wordprocessingDrawing" xmlns:w10="urn:schemas-microsoft-com:office:word" xmlns:w="http://schemas.openxmlformats.org/wordprocessingml/2006/main" xmlns:w14="http://schemas.microsoft.com/office/word/2010/wordml" xmlns:wpg="http://schemas.microsoft.com/office/word/2010/wordprocessingGroup" xmlns:wpi="http://schemas.microsoft.com/office/word/2010/wordprocessingInk" xmlns:wne="http://schemas.microsoft.com/office/word/2006/wordml" xmlns:wps="http://schemas.microsoft.com/office/word/2010/wordprocessingShape" mc:Ignorable="w14 wp14">
   <w:body>
+    <w:tbl>
+      <w:tblPr>
+        <w:tblW w:type="auto" w:w="0"/>
+        <w:tblLayout w:type="fixed"/>
+        <w:tblLook w:firstColumn="1" w:firstRow="1" w:lastColumn="0" w:lastRow="0" w:noHBand="0" w:noVBand="1" w:val="04A0"/>
+        <w:tblBorders>
+          <w:top w:val="nil"/>
+          <w:left w:val="nil"/>
+          <w:bottom w:val="nil"/>
+          <w:right w:val="nil"/>
+          <w:insideH w:val="nil"/>
+          <w:insideV w:val="nil"/>
+        </w:tblBorders>
+      </w:tblPr>
+      <w:tblGrid>
+        <w:gridCol w:w="4025"/>
+        <w:gridCol w:w="5272"/>
+      </w:tblGrid>
+      <w:tr>
+        <w:tc>
+          <w:tcPr>
+            <w:tcW w:type="dxa" w:w="4025"/>
+            <w:vAlign w:val="top"/>
+          </w:tcPr>
+          <w:p>
+            <w:pPr>
+              <w:spacing w:after="40" w:line="259" w:lineRule="auto"/>
+            </w:pPr>
+            <w:r>
+              <w:rPr>
+                <w:rFonts w:ascii="Arial" w:hAnsi="Arial"/>
+                <w:color w:val="262F37"/>
+                <w:sz w:val="18"/>
+              </w:rPr>
+              <w:t>[На бланке организации]</w:t>
+            </w:r>
+          </w:p>
+          <w:p>
+            <w:pPr>
+              <w:spacing w:after="40" w:line="259" w:lineRule="auto"/>
+            </w:pPr>
+            <w:r>
+              <w:rPr>
+                <w:rFonts w:ascii="Arial" w:hAnsi="Arial"/>
+                <w:color w:val="262F37"/>
+                <w:sz w:val="18"/>
+              </w:rPr>
+              <w:t>Исх. № _____ от '___' ___________ 20___ г.</w:t>
+            </w:r>
+          </w:p>
+        </w:tc>
+        <w:tc>
+          <w:tcPr>
+            <w:tcW w:type="dxa" w:w="5272"/>
+            <w:vAlign w:val="top"/>
+          </w:tcPr>
+          <w:p>
+            <w:pPr>
+              <w:spacing w:after="40" w:line="259" w:lineRule="auto"/>
+              <w:jc w:val="left"/>
+            </w:pPr>
+            <w:r>
+              <w:rPr>
+                <w:rFonts w:ascii="Arial" w:hAnsi="Arial"/>
+                <w:color w:val="262F37"/>
+                <w:sz w:val="18"/>
+              </w:rPr>
+              <w:t>Генеральному директору</w:t>
+            </w:r>
+          </w:p>
+          <w:p>
+            <w:pPr>
+              <w:spacing w:after="40" w:line="259" w:lineRule="auto"/>
+              <w:jc w:val="left"/>
+            </w:pPr>
+            <w:r>
+              <w:rPr>
+                <w:rFonts w:ascii="Arial" w:hAnsi="Arial"/>
+                <w:color w:val="262F37"/>
+                <w:sz w:val="18"/>
+              </w:rPr>
+              <w:t>[Наименование заказчика]</w:t>
+            </w:r>
+          </w:p>
+          <w:p>
+            <w:pPr>
+              <w:spacing w:after="40" w:line="259" w:lineRule="auto"/>
+              <w:jc w:val="left"/>
+            </w:pPr>
+            <w:r>
+              <w:rPr>
+                <w:rFonts w:ascii="Arial" w:hAnsi="Arial"/>
+                <w:color w:val="262F37"/>
+                <w:sz w:val="18"/>
+              </w:rPr>
+              <w:t>[ФИО руководителя]</w:t>
+            </w:r>
+          </w:p>
+          <w:p>
+            <w:pPr>
+              <w:spacing w:after="40" w:line="259" w:lineRule="auto" w:before="80"/>
+              <w:jc w:val="left"/>
+            </w:pPr>
+            <w:r>
+              <w:rPr>
+                <w:rFonts w:ascii="Arial" w:hAnsi="Arial"/>
+                <w:color w:val="262F37"/>
+                <w:sz w:val="18"/>
+              </w:rPr>
+              <w:t>От [Наименование подрядчика]</w:t>
+            </w:r>
+          </w:p>
+        </w:tc>
+      </w:tr>
+    </w:tbl>
     <w:p>
       <w:pPr>
-        <w:pStyle w:val="Title"/>
+        <w:keepNext/>
+        <w:keepLines/>
+        <w:widowControl/>
+        <w:spacing w:before="240" w:after="80" w:line="271" w:lineRule="auto"/>
         <w:jc w:val="center"/>
+        <w:pBdr>
+          <w:bottom w:val="single" w:sz="8" w:color="8E6F32" w:space="5"/>
+        </w:pBdr>
       </w:pPr>
       <w:r>
-        <w:t>ВОЗРАЖЕНИЕ на односторонний зачёт встречных требований</w:t>
-      </w:r>
-    </w:p>
-    <w:p/>
-    <w:p>
-      <w:r>
-        <w:t>[На бланке организации]</w:t>
-      </w:r>
-    </w:p>
-    <w:p/>
-    <w:p>
-      <w:r>
-        <w:t>Исх. № _____ от '___' ___________ 20___ г.</w:t>
-      </w:r>
-    </w:p>
-    <w:p/>
-    <w:p>
-      <w:r>
-        <w:t>Генеральному директору</w:t>
-      </w:r>
-    </w:p>
-    <w:p>
-      <w:r>
-        <w:t>[Наименование заказчика]</w:t>
-      </w:r>
-    </w:p>
-    <w:p>
-      <w:r>
-        <w:t>[ФИО руководителя]</w:t>
-      </w:r>
-    </w:p>
-    <w:p/>
-    <w:p>
-      <w:r>
-        <w:t>От [Наименование подрядчика]</w:t>
-      </w:r>
-    </w:p>
-    <w:p/>
-    <w:p>
-      <w:r>
+        <w:rPr>
+          <w:rFonts w:ascii="Arial" w:hAnsi="Arial" w:eastAsia="Arial" w:cs="Arial"/>
+          <w:b/>
+          <w:i w:val="0"/>
+          <w:color w:val="262F37"/>
+          <w:sz w:val="28"/>
+        </w:rPr>
         <w:t>ВОЗРАЖЕНИЕ</w:t>
       </w:r>
     </w:p>
     <w:p>
+      <w:pPr>
+        <w:keepNext/>
+        <w:widowControl/>
+        <w:spacing w:before="0" w:after="80" w:line="271" w:lineRule="auto"/>
+        <w:jc w:val="center"/>
+      </w:pPr>
       <w:r>
+        <w:rPr>
+          <w:rFonts w:ascii="Arial" w:hAnsi="Arial" w:eastAsia="Arial" w:cs="Arial"/>
+          <w:b/>
+          <w:i w:val="0"/>
+          <w:color w:val="262F37"/>
+          <w:sz w:val="20"/>
+        </w:rPr>
         <w:t>на односторонний зачет встречных требований</w:t>
       </w:r>
     </w:p>
-    <w:p/>
     <w:p>
+      <w:pPr>
+        <w:widowControl/>
+        <w:spacing w:before="0" w:after="80" w:line="271" w:lineRule="auto"/>
+      </w:pPr>
       <w:r>
+        <w:rPr>
+          <w:rFonts w:ascii="Arial" w:hAnsi="Arial" w:eastAsia="Arial" w:cs="Arial"/>
+          <w:i w:val="0"/>
+          <w:color w:val="31363C"/>
+          <w:sz w:val="21"/>
+        </w:rPr>
         <w:t>Уважаемый [ФИО]!</w:t>
       </w:r>
     </w:p>
-    <w:p/>
     <w:p>
+      <w:pPr>
+        <w:widowControl/>
+        <w:spacing w:before="0" w:after="80" w:line="271" w:lineRule="auto"/>
+      </w:pPr>
       <w:r>
+        <w:rPr>
+          <w:rFonts w:ascii="Arial" w:hAnsi="Arial" w:eastAsia="Arial" w:cs="Arial"/>
+          <w:i w:val="0"/>
+          <w:color w:val="31363C"/>
+          <w:sz w:val="21"/>
+        </w:rPr>
         <w:t>Настоящим сообщаем, что односторонний зачет, произведенный Заказчиком [дата] в размере [сумма] руб., является неправомерным по следующим основаниям.</w:t>
       </w:r>
     </w:p>
-    <w:p/>
     <w:p>
+      <w:pPr>
+        <w:widowControl/>
+        <w:spacing w:before="0" w:after="80" w:line="271" w:lineRule="auto"/>
+      </w:pPr>
       <w:r>
+        <w:rPr>
+          <w:rFonts w:ascii="Arial" w:hAnsi="Arial" w:eastAsia="Arial" w:cs="Arial"/>
+          <w:i w:val="0"/>
+          <w:color w:val="31363C"/>
+          <w:sz w:val="21"/>
+        </w:rPr>
         <w:t>1. Зачет произведен без письменного согласования с Подрядчиком.</w:t>
       </w:r>
     </w:p>
     <w:p>
+      <w:pPr>
+        <w:widowControl/>
+        <w:spacing w:before="0" w:after="80" w:line="271" w:lineRule="auto"/>
+      </w:pPr>
       <w:r>
+        <w:rPr>
+          <w:rFonts w:ascii="Arial" w:hAnsi="Arial" w:eastAsia="Arial" w:cs="Arial"/>
+          <w:i w:val="0"/>
+          <w:color w:val="31363C"/>
+          <w:sz w:val="21"/>
+        </w:rPr>
         <w:t xml:space="preserve">   Согласно ст. 410 ГК РФ зачет встречных однородных требований допускается при заявлении одной стороны. Однако в договоре подряда стороны могут ограничить или исключить такое право (ст. 411 ГК РФ: зачёт не допускается в случаях, предусмотренных законом или договором).</w:t>
       </w:r>
     </w:p>
-    <w:p/>
     <w:p>
+      <w:pPr>
+        <w:widowControl/>
+        <w:spacing w:before="0" w:after="80" w:line="271" w:lineRule="auto"/>
+      </w:pPr>
       <w:r>
+        <w:rPr>
+          <w:rFonts w:ascii="Arial" w:hAnsi="Arial" w:eastAsia="Arial" w:cs="Arial"/>
+          <w:i w:val="0"/>
+          <w:color w:val="31363C"/>
+          <w:sz w:val="21"/>
+        </w:rPr>
         <w:t>2. Требование Заказчика, на которое произведен зачет, является необоснованным / оспариваемым / не подтвержденным доказательствами.</w:t>
       </w:r>
     </w:p>
     <w:p>
+      <w:pPr>
+        <w:widowControl/>
+        <w:spacing w:before="0" w:after="80" w:line="271" w:lineRule="auto"/>
+      </w:pPr>
       <w:r>
+        <w:rPr>
+          <w:rFonts w:ascii="Arial" w:hAnsi="Arial" w:eastAsia="Arial" w:cs="Arial"/>
+          <w:i w:val="0"/>
+          <w:color w:val="31363C"/>
+          <w:sz w:val="21"/>
+        </w:rPr>
         <w:t xml:space="preserve">   [Описать: в чем именно претензия заказчика и почему она необоснованна]</w:t>
       </w:r>
     </w:p>
-    <w:p/>
     <w:p>
+      <w:pPr>
+        <w:widowControl/>
+        <w:spacing w:before="0" w:after="80" w:line="271" w:lineRule="auto"/>
+      </w:pPr>
       <w:r>
-        <w:t>3. Размер зачета превышает фактические убытки / не соответствует договору.</w:t>
+        <w:rPr>
+          <w:rFonts w:ascii="Arial" w:hAnsi="Arial" w:eastAsia="Arial" w:cs="Arial"/>
+          <w:i w:val="0"/>
+          <w:color w:val="31363C"/>
+          <w:sz w:val="21"/>
+        </w:rPr>
+        <w:t>3. [Выбрать применимое, остальное удалить:]</w:t>
       </w:r>
     </w:p>
-    <w:p/>
     <w:p>
+      <w:pPr>
+        <w:widowControl/>
+        <w:spacing w:before="0" w:after="80" w:line="271" w:lineRule="auto"/>
+      </w:pPr>
       <w:r>
+        <w:rPr>
+          <w:rFonts w:ascii="Arial" w:hAnsi="Arial" w:eastAsia="Arial" w:cs="Arial"/>
+          <w:i w:val="0"/>
+          <w:color w:val="31363C"/>
+          <w:sz w:val="21"/>
+        </w:rPr>
+        <w:t xml:space="preserve">   - Размер зачёта превышает размер встречного требования Заказчика, определённый договором и подтверждённый документами: [указать, какое требование заявлено к зачёту (убытки, неустойка, иное), его размер по расчёту Заказчика и размер, который Подрядчик считает обоснованным, со ссылкой на документы].</w:t>
+      </w:r>
+    </w:p>
+    <w:p>
+      <w:pPr>
+        <w:widowControl/>
+        <w:spacing w:before="0" w:after="80" w:line="271" w:lineRule="auto"/>
+      </w:pPr>
+      <w:r>
+        <w:rPr>
+          <w:rFonts w:ascii="Arial" w:hAnsi="Arial" w:eastAsia="Arial" w:cs="Arial"/>
+          <w:i w:val="0"/>
+          <w:color w:val="31363C"/>
+          <w:sz w:val="21"/>
+        </w:rPr>
+        <w:t xml:space="preserve">   - Срок исполнения встречного требования Заказчика не наступил (ст. 410 ГК РФ).</w:t>
+      </w:r>
+    </w:p>
+    <w:p>
+      <w:pPr>
+        <w:widowControl/>
+        <w:spacing w:before="0" w:after="80" w:line="271" w:lineRule="auto"/>
+      </w:pPr>
+      <w:r>
+        <w:rPr>
+          <w:rFonts w:ascii="Arial" w:hAnsi="Arial" w:eastAsia="Arial" w:cs="Arial"/>
+          <w:i w:val="0"/>
+          <w:color w:val="31363C"/>
+          <w:sz w:val="21"/>
+        </w:rPr>
+        <w:t xml:space="preserve">   - [Только если встречное требование Заказчика не денежное (например, о передаче вещи или о безвозмездном устранении недостатков) и оставалось таким на дату заявления о зачёте; к неустойке, процентам и убыткам не применяется:] Встречное требование Заказчика не однородно с денежным требованием Подрядчика (ст. 410 ГК РФ).</w:t>
+      </w:r>
+    </w:p>
+    <w:p>
+      <w:pPr>
+        <w:widowControl/>
+        <w:spacing w:before="0" w:after="80" w:line="271" w:lineRule="auto"/>
+      </w:pPr>
+      <w:r>
+        <w:rPr>
+          <w:rFonts w:ascii="Arial" w:hAnsi="Arial" w:eastAsia="Arial" w:cs="Arial"/>
+          <w:i w:val="0"/>
+          <w:color w:val="31363C"/>
+          <w:sz w:val="21"/>
+        </w:rPr>
+        <w:t xml:space="preserve">   - Зачёт не допускается договором (п. [номер] Договора) или по встречному требованию Заказчика истёк срок исковой давности (ст. 411, п. 3 ст. 199 ГК РФ).</w:t>
+      </w:r>
+    </w:p>
+    <w:p>
+      <w:pPr>
+        <w:keepNext/>
+        <w:widowControl/>
+        <w:spacing w:before="140" w:after="80" w:line="271" w:lineRule="auto"/>
+      </w:pPr>
+      <w:r>
+        <w:rPr>
+          <w:rFonts w:ascii="Arial" w:hAnsi="Arial" w:eastAsia="Arial" w:cs="Arial"/>
+          <w:i w:val="0"/>
+          <w:color w:val="31363C"/>
+          <w:sz w:val="21"/>
+        </w:rPr>
         <w:t>ТРЕБОВАНИЯ:</w:t>
       </w:r>
     </w:p>
     <w:p>
+      <w:pPr>
+        <w:widowControl/>
+        <w:spacing w:before="0" w:after="80" w:line="271" w:lineRule="auto"/>
+      </w:pPr>
       <w:r>
+        <w:rPr>
+          <w:rFonts w:ascii="Arial" w:hAnsi="Arial" w:eastAsia="Arial" w:cs="Arial"/>
+          <w:i w:val="0"/>
+          <w:color w:val="31363C"/>
+          <w:sz w:val="21"/>
+        </w:rPr>
         <w:t xml:space="preserve">   - Признать зачет неправомерным.</w:t>
       </w:r>
     </w:p>
     <w:p>
+      <w:pPr>
+        <w:widowControl/>
+        <w:spacing w:before="0" w:after="80" w:line="271" w:lineRule="auto"/>
+      </w:pPr>
       <w:r>
+        <w:rPr>
+          <w:rFonts w:ascii="Arial" w:hAnsi="Arial" w:eastAsia="Arial" w:cs="Arial"/>
+          <w:i w:val="0"/>
+          <w:color w:val="31363C"/>
+          <w:sz w:val="21"/>
+        </w:rPr>
         <w:t xml:space="preserve">   - Вернуть незаконно зачтенную сумму [сумма] руб.</w:t>
       </w:r>
     </w:p>
     <w:p>
+      <w:pPr>
+        <w:widowControl/>
+        <w:spacing w:before="0" w:after="80" w:line="271" w:lineRule="auto"/>
+      </w:pPr>
       <w:r>
+        <w:rPr>
+          <w:rFonts w:ascii="Arial" w:hAnsi="Arial" w:eastAsia="Arial" w:cs="Arial"/>
+          <w:i w:val="0"/>
+          <w:color w:val="31363C"/>
+          <w:sz w:val="21"/>
+        </w:rPr>
         <w:t xml:space="preserve">   - [Или:] Произвести зачет в согласованном с Подрядчиком размере [сумма] руб.</w:t>
       </w:r>
     </w:p>
-    <w:p/>
     <w:p>
+      <w:pPr>
+        <w:keepNext/>
+        <w:widowControl/>
+        <w:spacing w:before="160" w:after="0" w:line="271" w:lineRule="auto"/>
+      </w:pPr>
       <w:r>
+        <w:rPr>
+          <w:rFonts w:ascii="Arial" w:hAnsi="Arial" w:eastAsia="Arial" w:cs="Arial"/>
+          <w:i w:val="0"/>
+          <w:color w:val="31363C"/>
+          <w:sz w:val="21"/>
+        </w:rPr>
         <w:t>Генеральный директор _________________ [ФИО]</w:t>
       </w:r>
     </w:p>
     <w:p>
+      <w:pPr>
+        <w:keepNext w:val="0"/>
+        <w:widowControl/>
+        <w:spacing w:before="0" w:after="0" w:line="271" w:lineRule="auto"/>
+      </w:pPr>
       <w:r>
+        <w:rPr>
+          <w:rFonts w:ascii="Arial" w:hAnsi="Arial" w:eastAsia="Arial" w:cs="Arial"/>
+          <w:i w:val="0"/>
+          <w:color w:val="31363C"/>
+          <w:sz w:val="21"/>
+        </w:rPr>
         <w:t>М.П.</w:t>
       </w:r>
     </w:p>
     <w:sectPr>
-      <w:pgSz w:w="12240" w:h="15840"/>
-      <w:pgMar w:top="1440" w:right="1800" w:bottom="1440" w:left="1800" w:header="720" w:footer="720" w:gutter="0"/>
+      <w:headerReference w:type="default" r:id="rId9"/>
+      <w:footerReference w:type="default" r:id="rId10"/>
+      <w:pgSz w:w="11906" w:h="16838"/>
+      <w:pgMar w:top="1134" w:right="1304" w:bottom="1134" w:left="1304" w:header="425" w:footer="454" w:gutter="0"/>
       <w:cols w:space="720"/>
       <w:docGrid w:linePitch="360"/>
     </w:sectPr>
   </w:body>
 </w:document>
+</file>
+
+<file path=word/footer1.xml><?xml version="1.0" encoding="utf-8"?>
+<w:ftr xmlns:m="http://schemas.openxmlformats.org/officeDocument/2006/math" xmlns:mc="http://schemas.openxmlformats.org/markup-compatibility/2006" xmlns:mo="http://schemas.microsoft.com/office/mac/office/2008/main" xmlns:mv="urn:schemas-microsoft-com:mac:vml" xmlns:o="urn:schemas-microsoft-com:office:office" xmlns:r="http://schemas.openxmlformats.org/officeDocument/2006/relationships" xmlns:v="urn:schemas-microsoft-com:vml" xmlns:w10="urn:schemas-microsoft-com:office:word" xmlns:w14="http://schemas.microsoft.com/office/word/2010/wordml" xmlns:w="http://schemas.openxmlformats.org/wordprocessingml/2006/main" xmlns:wne="http://schemas.microsoft.com/office/word/2006/wordml" xmlns:wp14="http://schemas.microsoft.com/office/word/2010/wordprocessingDrawing" xmlns:wp="http://schemas.openxmlformats.org/drawingml/2006/wordprocessingDrawing" xmlns:wpc="http://schemas.microsoft.com/office/word/2010/wordprocessingCanvas" xmlns:wpg="http://schemas.microsoft.com/office/word/2010/wordprocessingGroup" xmlns:wpi="http://schemas.microsoft.com/office/word/2010/wordprocessingInk" xmlns:wps="http://schemas.microsoft.com/office/word/2010/wordprocessingShape" mc:Ignorable="w14 wp14">
+  <w:p>
+    <w:pPr>
+      <w:pStyle w:val="Footer"/>
+    </w:pPr>
+  </w:p>
+</w:ftr>
+</file>
+
+<file path=word/header1.xml><?xml version="1.0" encoding="utf-8"?>
+<w:hdr xmlns:m="http://schemas.openxmlformats.org/officeDocument/2006/math" xmlns:mc="http://schemas.openxmlformats.org/markup-compatibility/2006" xmlns:mo="http://schemas.microsoft.com/office/mac/office/2008/main" xmlns:mv="urn:schemas-microsoft-com:mac:vml" xmlns:o="urn:schemas-microsoft-com:office:office" xmlns:r="http://schemas.openxmlformats.org/officeDocument/2006/relationships" xmlns:v="urn:schemas-microsoft-com:vml" xmlns:w10="urn:schemas-microsoft-com:office:word" xmlns:w14="http://schemas.microsoft.com/office/word/2010/wordml" xmlns:w="http://schemas.openxmlformats.org/wordprocessingml/2006/main" xmlns:wne="http://schemas.microsoft.com/office/word/2006/wordml" xmlns:wp14="http://schemas.microsoft.com/office/word/2010/wordprocessingDrawing" xmlns:wp="http://schemas.openxmlformats.org/drawingml/2006/wordprocessingDrawing" xmlns:wpc="http://schemas.microsoft.com/office/word/2010/wordprocessingCanvas" xmlns:wpg="http://schemas.microsoft.com/office/word/2010/wordprocessingGroup" xmlns:wpi="http://schemas.microsoft.com/office/word/2010/wordprocessingInk" xmlns:wps="http://schemas.microsoft.com/office/word/2010/wordprocessingShape" mc:Ignorable="w14 wp14">
+  <w:p>
+    <w:pPr>
+      <w:pStyle w:val="Header"/>
+    </w:pPr>
+  </w:p>
+</w:hdr>
 </file>
 
 <file path=word/numbering.xml><?xml version="1.0" encoding="utf-8"?>
@@ -501,6 +810,14 @@
     <w:name w:val="Normal"/>
     <w:qFormat/>
     <w:rsid w:val="00FC693F"/>
+    <w:pPr>
+      <w:spacing w:after="80" w:line="271" w:lineRule="auto"/>
+    </w:pPr>
+    <w:rPr>
+      <w:rFonts w:ascii="Arial" w:hAnsi="Arial"/>
+      <w:color w:val="31363C"/>
+      <w:sz w:val="21"/>
+    </w:rPr>
   </w:style>
   <w:style w:type="paragraph" w:styleId="Header">
     <w:name w:val="header"/>
@@ -516,6 +833,11 @@
       </w:tabs>
       <w:spacing w:after="0" w:line="240" w:lineRule="auto"/>
     </w:pPr>
+    <w:rPr>
+      <w:rFonts w:ascii="Arial" w:hAnsi="Arial"/>
+      <w:color w:val="31363C"/>
+      <w:sz w:val="21"/>
+    </w:rPr>
   </w:style>
   <w:style w:type="character" w:customStyle="1" w:styleId="HeaderChar">
     <w:name w:val="Header Char"/>
@@ -538,6 +860,11 @@
       </w:tabs>
       <w:spacing w:after="0" w:line="240" w:lineRule="auto"/>
     </w:pPr>
+    <w:rPr>
+      <w:rFonts w:ascii="Arial" w:hAnsi="Arial"/>
+      <w:color w:val="31363C"/>
+      <w:sz w:val="21"/>
+    </w:rPr>
   </w:style>
   <w:style w:type="character" w:customStyle="1" w:styleId="FooterChar">
     <w:name w:val="Footer Char"/>
@@ -561,11 +888,11 @@
       <w:outlineLvl w:val="0"/>
     </w:pPr>
     <w:rPr>
-      <w:rFonts w:asciiTheme="majorHAnsi" w:eastAsiaTheme="majorEastAsia" w:hAnsiTheme="majorHAnsi" w:cstheme="majorBidi"/>
+      <w:rFonts w:asciiTheme="majorHAnsi" w:eastAsiaTheme="majorEastAsia" w:hAnsiTheme="majorHAnsi" w:cstheme="majorBidi" w:ascii="Arial" w:hAnsi="Arial"/>
       <w:b/>
       <w:bCs/>
-      <w:color w:val="365F91" w:themeColor="accent1" w:themeShade="BF"/>
-      <w:sz w:val="28"/>
+      <w:color w:val="30353B"/>
+      <w:sz w:val="24"/>
       <w:szCs w:val="28"/>
     </w:rPr>
   </w:style>
@@ -585,11 +912,11 @@
       <w:outlineLvl w:val="1"/>
     </w:pPr>
     <w:rPr>
-      <w:rFonts w:asciiTheme="majorHAnsi" w:eastAsiaTheme="majorEastAsia" w:hAnsiTheme="majorHAnsi" w:cstheme="majorBidi"/>
+      <w:rFonts w:asciiTheme="majorHAnsi" w:eastAsiaTheme="majorEastAsia" w:hAnsiTheme="majorHAnsi" w:cstheme="majorBidi" w:ascii="Arial" w:hAnsi="Arial"/>
       <w:b/>
       <w:bCs/>
-      <w:color w:val="4F81BD" w:themeColor="accent1"/>
-      <w:sz w:val="26"/>
+      <w:color w:val="30353B"/>
+      <w:sz w:val="22"/>
       <w:szCs w:val="26"/>
     </w:rPr>
   </w:style>
@@ -609,10 +936,11 @@
       <w:outlineLvl w:val="2"/>
     </w:pPr>
     <w:rPr>
-      <w:rFonts w:asciiTheme="majorHAnsi" w:eastAsiaTheme="majorEastAsia" w:hAnsiTheme="majorHAnsi" w:cstheme="majorBidi"/>
+      <w:rFonts w:asciiTheme="majorHAnsi" w:eastAsiaTheme="majorEastAsia" w:hAnsiTheme="majorHAnsi" w:cstheme="majorBidi" w:ascii="Arial" w:hAnsi="Arial"/>
       <w:b/>
       <w:bCs/>
-      <w:color w:val="4F81BD" w:themeColor="accent1"/>
+      <w:color w:val="31363C"/>
+      <w:sz w:val="21"/>
     </w:rPr>
   </w:style>
   <w:style w:type="paragraph" w:styleId="Heading4">
@@ -632,12 +960,13 @@
       <w:outlineLvl w:val="3"/>
     </w:pPr>
     <w:rPr>
-      <w:rFonts w:asciiTheme="majorHAnsi" w:eastAsiaTheme="majorEastAsia" w:hAnsiTheme="majorHAnsi" w:cstheme="majorBidi"/>
+      <w:rFonts w:asciiTheme="majorHAnsi" w:eastAsiaTheme="majorEastAsia" w:hAnsiTheme="majorHAnsi" w:cstheme="majorBidi" w:ascii="Arial" w:hAnsi="Arial"/>
       <w:b/>
       <w:bCs/>
       <w:i/>
       <w:iCs/>
-      <w:color w:val="4F81BD" w:themeColor="accent1"/>
+      <w:color w:val="31363C"/>
+      <w:sz w:val="21"/>
     </w:rPr>
   </w:style>
   <w:style w:type="paragraph" w:styleId="Heading5">
@@ -657,8 +986,9 @@
       <w:outlineLvl w:val="4"/>
     </w:pPr>
     <w:rPr>
-      <w:rFonts w:asciiTheme="majorHAnsi" w:eastAsiaTheme="majorEastAsia" w:hAnsiTheme="majorHAnsi" w:cstheme="majorBidi"/>
-      <w:color w:val="243F60" w:themeColor="accent1" w:themeShade="7F"/>
+      <w:rFonts w:asciiTheme="majorHAnsi" w:eastAsiaTheme="majorEastAsia" w:hAnsiTheme="majorHAnsi" w:cstheme="majorBidi" w:ascii="Arial" w:hAnsi="Arial"/>
+      <w:color w:val="31363C"/>
+      <w:sz w:val="21"/>
     </w:rPr>
   </w:style>
   <w:style w:type="paragraph" w:styleId="Heading6">
@@ -678,10 +1008,11 @@
       <w:outlineLvl w:val="5"/>
     </w:pPr>
     <w:rPr>
-      <w:rFonts w:asciiTheme="majorHAnsi" w:eastAsiaTheme="majorEastAsia" w:hAnsiTheme="majorHAnsi" w:cstheme="majorBidi"/>
+      <w:rFonts w:asciiTheme="majorHAnsi" w:eastAsiaTheme="majorEastAsia" w:hAnsiTheme="majorHAnsi" w:cstheme="majorBidi" w:ascii="Arial" w:hAnsi="Arial"/>
       <w:i/>
       <w:iCs/>
-      <w:color w:val="243F60" w:themeColor="accent1" w:themeShade="7F"/>
+      <w:color w:val="31363C"/>
+      <w:sz w:val="21"/>
     </w:rPr>
   </w:style>
   <w:style w:type="paragraph" w:styleId="Heading7">
@@ -701,10 +1032,11 @@
       <w:outlineLvl w:val="6"/>
     </w:pPr>
     <w:rPr>
-      <w:rFonts w:asciiTheme="majorHAnsi" w:eastAsiaTheme="majorEastAsia" w:hAnsiTheme="majorHAnsi" w:cstheme="majorBidi"/>
+      <w:rFonts w:asciiTheme="majorHAnsi" w:eastAsiaTheme="majorEastAsia" w:hAnsiTheme="majorHAnsi" w:cstheme="majorBidi" w:ascii="Arial" w:hAnsi="Arial"/>
       <w:i/>
       <w:iCs/>
-      <w:color w:val="404040" w:themeColor="text1" w:themeTint="BF"/>
+      <w:color w:val="31363C"/>
+      <w:sz w:val="21"/>
     </w:rPr>
   </w:style>
   <w:style w:type="paragraph" w:styleId="Heading8">
@@ -724,9 +1056,9 @@
       <w:outlineLvl w:val="7"/>
     </w:pPr>
     <w:rPr>
-      <w:rFonts w:asciiTheme="majorHAnsi" w:eastAsiaTheme="majorEastAsia" w:hAnsiTheme="majorHAnsi" w:cstheme="majorBidi"/>
-      <w:color w:val="4F81BD" w:themeColor="accent1"/>
-      <w:sz w:val="20"/>
+      <w:rFonts w:asciiTheme="majorHAnsi" w:eastAsiaTheme="majorEastAsia" w:hAnsiTheme="majorHAnsi" w:cstheme="majorBidi" w:ascii="Arial" w:hAnsi="Arial"/>
+      <w:color w:val="31363C"/>
+      <w:sz w:val="21"/>
       <w:szCs w:val="20"/>
     </w:rPr>
   </w:style>
@@ -747,11 +1079,11 @@
       <w:outlineLvl w:val="8"/>
     </w:pPr>
     <w:rPr>
-      <w:rFonts w:asciiTheme="majorHAnsi" w:eastAsiaTheme="majorEastAsia" w:hAnsiTheme="majorHAnsi" w:cstheme="majorBidi"/>
+      <w:rFonts w:asciiTheme="majorHAnsi" w:eastAsiaTheme="majorEastAsia" w:hAnsiTheme="majorHAnsi" w:cstheme="majorBidi" w:ascii="Arial" w:hAnsi="Arial"/>
       <w:i/>
       <w:iCs/>
-      <w:color w:val="404040" w:themeColor="text1" w:themeTint="BF"/>
-      <w:sz w:val="20"/>
+      <w:color w:val="31363C"/>
+      <w:sz w:val="21"/>
       <w:szCs w:val="20"/>
     </w:rPr>
   </w:style>
@@ -790,6 +1122,11 @@
     <w:pPr>
       <w:spacing w:after="0" w:line="240" w:lineRule="auto"/>
     </w:pPr>
+    <w:rPr>
+      <w:rFonts w:ascii="Arial" w:hAnsi="Arial"/>
+      <w:color w:val="31363C"/>
+      <w:sz w:val="21"/>
+    </w:rPr>
   </w:style>
   <w:style w:type="character" w:customStyle="1" w:styleId="Heading1Char">
     <w:name w:val="Heading 1 Char"/>
@@ -850,11 +1187,12 @@
       <w:contextualSpacing/>
     </w:pPr>
     <w:rPr>
-      <w:rFonts w:asciiTheme="majorHAnsi" w:eastAsiaTheme="majorEastAsia" w:hAnsiTheme="majorHAnsi" w:cstheme="majorBidi"/>
-      <w:color w:val="17365D" w:themeColor="text2" w:themeShade="BF"/>
+      <w:rFonts w:asciiTheme="majorHAnsi" w:eastAsiaTheme="majorEastAsia" w:hAnsiTheme="majorHAnsi" w:cstheme="majorBidi" w:ascii="Arial" w:hAnsi="Arial"/>
+      <w:b/>
+      <w:color w:val="30353B"/>
       <w:spacing w:val="5"/>
       <w:kern w:val="28"/>
-      <w:sz w:val="52"/>
+      <w:sz w:val="30"/>
       <w:szCs w:val="52"/>
     </w:rPr>
   </w:style>
@@ -887,12 +1225,12 @@
       </w:numPr>
     </w:pPr>
     <w:rPr>
-      <w:rFonts w:asciiTheme="majorHAnsi" w:eastAsiaTheme="majorEastAsia" w:hAnsiTheme="majorHAnsi" w:cstheme="majorBidi"/>
+      <w:rFonts w:asciiTheme="majorHAnsi" w:eastAsiaTheme="majorEastAsia" w:hAnsiTheme="majorHAnsi" w:cstheme="majorBidi" w:ascii="Arial" w:hAnsi="Arial"/>
       <w:i/>
       <w:iCs/>
-      <w:color w:val="4F81BD" w:themeColor="accent1"/>
+      <w:color w:val="31363C"/>
       <w:spacing w:val="15"/>
-      <w:sz w:val="24"/>
+      <w:sz w:val="21"/>
       <w:szCs w:val="24"/>
     </w:rPr>
   </w:style>
@@ -922,6 +1260,11 @@
       <w:ind w:left="720"/>
       <w:contextualSpacing/>
     </w:pPr>
+    <w:rPr>
+      <w:rFonts w:ascii="Arial" w:hAnsi="Arial"/>
+      <w:color w:val="31363C"/>
+      <w:sz w:val="21"/>
+    </w:rPr>
   </w:style>
   <w:style w:type="paragraph" w:styleId="BodyText">
     <w:name w:val="Body Text"/>
@@ -933,6 +1276,11 @@
     <w:pPr>
       <w:spacing w:after="120"/>
     </w:pPr>
+    <w:rPr>
+      <w:rFonts w:ascii="Arial" w:hAnsi="Arial"/>
+      <w:color w:val="31363C"/>
+      <w:sz w:val="21"/>
+    </w:rPr>
   </w:style>
   <w:style w:type="character" w:customStyle="1" w:styleId="BodyTextChar">
     <w:name w:val="Body Text Char"/>
@@ -951,6 +1299,11 @@
     <w:pPr>
       <w:spacing w:after="120" w:line="480" w:lineRule="auto"/>
     </w:pPr>
+    <w:rPr>
+      <w:rFonts w:ascii="Arial" w:hAnsi="Arial"/>
+      <w:color w:val="31363C"/>
+      <w:sz w:val="21"/>
+    </w:rPr>
   </w:style>
   <w:style w:type="character" w:customStyle="1" w:styleId="BodyText2Char">
     <w:name w:val="Body Text 2 Char"/>
@@ -970,7 +1323,9 @@
       <w:spacing w:after="120"/>
     </w:pPr>
     <w:rPr>
-      <w:sz w:val="16"/>
+      <w:rFonts w:ascii="Arial" w:hAnsi="Arial"/>
+      <w:color w:val="31363C"/>
+      <w:sz w:val="21"/>
       <w:szCs w:val="16"/>
     </w:rPr>
   </w:style>
@@ -995,6 +1350,11 @@
       <w:ind w:left="360" w:hanging="360"/>
       <w:contextualSpacing/>
     </w:pPr>
+    <w:rPr>
+      <w:rFonts w:ascii="Arial" w:hAnsi="Arial"/>
+      <w:color w:val="31363C"/>
+      <w:sz w:val="21"/>
+    </w:rPr>
   </w:style>
   <w:style w:type="paragraph" w:styleId="List2">
     <w:name w:val="List 2"/>
@@ -1006,6 +1366,11 @@
       <w:ind w:left="720" w:hanging="360"/>
       <w:contextualSpacing/>
     </w:pPr>
+    <w:rPr>
+      <w:rFonts w:ascii="Arial" w:hAnsi="Arial"/>
+      <w:color w:val="31363C"/>
+      <w:sz w:val="21"/>
+    </w:rPr>
   </w:style>
   <w:style w:type="paragraph" w:styleId="List3">
     <w:name w:val="List 3"/>
@@ -1017,6 +1382,11 @@
       <w:ind w:left="1080" w:hanging="360"/>
       <w:contextualSpacing/>
     </w:pPr>
+    <w:rPr>
+      <w:rFonts w:ascii="Arial" w:hAnsi="Arial"/>
+      <w:color w:val="31363C"/>
+      <w:sz w:val="21"/>
+    </w:rPr>
   </w:style>
   <w:style w:type="paragraph" w:styleId="ListBullet">
     <w:name w:val="List Bullet"/>
@@ -1030,6 +1400,11 @@
       </w:numPr>
       <w:contextualSpacing/>
     </w:pPr>
+    <w:rPr>
+      <w:rFonts w:ascii="Arial" w:hAnsi="Arial"/>
+      <w:color w:val="31363C"/>
+      <w:sz w:val="21"/>
+    </w:rPr>
   </w:style>
   <w:style w:type="paragraph" w:styleId="ListBullet2">
     <w:name w:val="List Bullet 2"/>
@@ -1043,6 +1418,11 @@
       </w:numPr>
       <w:contextualSpacing/>
     </w:pPr>
+    <w:rPr>
+      <w:rFonts w:ascii="Arial" w:hAnsi="Arial"/>
+      <w:color w:val="31363C"/>
+      <w:sz w:val="21"/>
+    </w:rPr>
   </w:style>
   <w:style w:type="paragraph" w:styleId="ListBullet3">
     <w:name w:val="List Bullet 3"/>
@@ -1056,6 +1436,11 @@
       </w:numPr>
       <w:contextualSpacing/>
     </w:pPr>
+    <w:rPr>
+      <w:rFonts w:ascii="Arial" w:hAnsi="Arial"/>
+      <w:color w:val="31363C"/>
+      <w:sz w:val="21"/>
+    </w:rPr>
   </w:style>
   <w:style w:type="paragraph" w:styleId="ListNumber">
     <w:name w:val="List Number"/>
@@ -1069,6 +1454,11 @@
       </w:numPr>
       <w:contextualSpacing/>
     </w:pPr>
+    <w:rPr>
+      <w:rFonts w:ascii="Arial" w:hAnsi="Arial"/>
+      <w:color w:val="31363C"/>
+      <w:sz w:val="21"/>
+    </w:rPr>
   </w:style>
   <w:style w:type="paragraph" w:styleId="ListNumber2">
     <w:name w:val="List Number 2"/>
@@ -1082,6 +1472,11 @@
       </w:numPr>
       <w:contextualSpacing/>
     </w:pPr>
+    <w:rPr>
+      <w:rFonts w:ascii="Arial" w:hAnsi="Arial"/>
+      <w:color w:val="31363C"/>
+      <w:sz w:val="21"/>
+    </w:rPr>
   </w:style>
   <w:style w:type="paragraph" w:styleId="ListNumber3">
     <w:name w:val="List Number 3"/>
@@ -1095,6 +1490,11 @@
       </w:numPr>
       <w:contextualSpacing/>
     </w:pPr>
+    <w:rPr>
+      <w:rFonts w:ascii="Arial" w:hAnsi="Arial"/>
+      <w:color w:val="31363C"/>
+      <w:sz w:val="21"/>
+    </w:rPr>
   </w:style>
   <w:style w:type="paragraph" w:styleId="ListContinue">
     <w:name w:val="List Continue"/>
@@ -1107,6 +1507,11 @@
       <w:ind w:left="360"/>
       <w:contextualSpacing/>
     </w:pPr>
+    <w:rPr>
+      <w:rFonts w:ascii="Arial" w:hAnsi="Arial"/>
+      <w:color w:val="31363C"/>
+      <w:sz w:val="21"/>
+    </w:rPr>
   </w:style>
   <w:style w:type="paragraph" w:styleId="ListContinue2">
     <w:name w:val="List Continue 2"/>
@@ -1119,6 +1524,11 @@
       <w:ind w:left="720"/>
       <w:contextualSpacing/>
     </w:pPr>
+    <w:rPr>
+      <w:rFonts w:ascii="Arial" w:hAnsi="Arial"/>
+      <w:color w:val="31363C"/>
+      <w:sz w:val="21"/>
+    </w:rPr>
   </w:style>
   <w:style w:type="paragraph" w:styleId="ListContinue3">
     <w:name w:val="List Continue 3"/>
@@ -1131,6 +1541,11 @@
       <w:ind w:left="1080"/>
       <w:contextualSpacing/>
     </w:pPr>
+    <w:rPr>
+      <w:rFonts w:ascii="Arial" w:hAnsi="Arial"/>
+      <w:color w:val="31363C"/>
+      <w:sz w:val="21"/>
+    </w:rPr>
   </w:style>
   <w:style w:type="paragraph" w:styleId="MacroText">
     <w:name w:val="macro"/>
@@ -1150,8 +1565,9 @@
       </w:tabs>
     </w:pPr>
     <w:rPr>
-      <w:rFonts w:ascii="Courier" w:hAnsi="Courier"/>
-      <w:sz w:val="20"/>
+      <w:rFonts w:ascii="Arial" w:hAnsi="Arial"/>
+      <w:color w:val="31363C"/>
+      <w:sz w:val="21"/>
       <w:szCs w:val="20"/>
     </w:rPr>
   </w:style>
@@ -1176,9 +1592,11 @@
     <w:qFormat/>
     <w:rsid w:val="00FC693F"/>
     <w:rPr>
+      <w:rFonts w:ascii="Arial" w:hAnsi="Arial"/>
       <w:i/>
       <w:iCs/>
-      <w:color w:val="000000" w:themeColor="text1"/>
+      <w:color w:val="31363C"/>
+      <w:sz w:val="21"/>
     </w:rPr>
   </w:style>
   <w:style w:type="character" w:customStyle="1" w:styleId="QuoteChar">
@@ -1292,10 +1710,11 @@
       <w:spacing w:line="240" w:lineRule="auto"/>
     </w:pPr>
     <w:rPr>
+      <w:rFonts w:ascii="Arial" w:hAnsi="Arial"/>
       <w:b/>
       <w:bCs/>
-      <w:color w:val="4F81BD" w:themeColor="accent1"/>
-      <w:sz w:val="18"/>
+      <w:color w:val="31363C"/>
+      <w:sz w:val="21"/>
       <w:szCs w:val="18"/>
     </w:rPr>
   </w:style>
@@ -1337,11 +1756,13 @@
       <w:ind w:left="936" w:right="936"/>
     </w:pPr>
     <w:rPr>
+      <w:rFonts w:ascii="Arial" w:hAnsi="Arial"/>
       <w:b/>
       <w:bCs/>
       <w:i/>
       <w:iCs/>
-      <w:color w:val="4F81BD" w:themeColor="accent1"/>
+      <w:color w:val="31363C"/>
+      <w:sz w:val="21"/>
     </w:rPr>
   </w:style>
   <w:style w:type="character" w:customStyle="1" w:styleId="IntenseQuoteChar">
@@ -1436,6 +1857,11 @@
     <w:pPr>
       <w:outlineLvl w:val="9"/>
     </w:pPr>
+    <w:rPr>
+      <w:rFonts w:ascii="Arial" w:hAnsi="Arial"/>
+      <w:color w:val="31363C"/>
+      <w:sz w:val="21"/>
+    </w:rPr>
   </w:style>
   <w:style w:type="table" w:styleId="TableGrid">
     <w:name w:val="Table Grid"/>

--- a/products-storage/07-uderzhaniya-shtrafy-zachety/03-vozrazhenie-na-zachet.docx
+++ b/products-storage/07-uderzhaniya-shtrafy-zachety/03-vozrazhenie-na-zachet.docx
@@ -21,6 +21,9 @@
         <w:gridCol w:w="5272"/>
       </w:tblGrid>
       <w:tr>
+        <w:trPr>
+          <w:cantSplit/>
+        </w:trPr>
         <w:tc>
           <w:tcPr>
             <w:tcW w:type="dxa" w:w="4025"/>
@@ -154,7 +157,7 @@
           <w:color w:val="262F37"/>
           <w:sz w:val="20"/>
         </w:rPr>
-        <w:t>на односторонний зачет встречных требований</w:t>
+        <w:t>на списание суммы в одностороннем порядке</w:t>
       </w:r>
     </w:p>
     <w:p>
@@ -184,7 +187,7 @@
           <w:color w:val="31363C"/>
           <w:sz w:val="21"/>
         </w:rPr>
-        <w:t>Настоящим сообщаем, что односторонний зачет, произведенный Заказчиком [дата] в размере [сумма] руб., является неправомерным по следующим основаниям.</w:t>
+        <w:t>Возражаем против уменьшения оплаты по заявлению Заказчика от [дата] на [сумма] руб. со ссылкой на прекращение встречных требований зачётом. Наши возражения основаны на следующих обстоятельствах [оставить подтверждённые основания, неприменимые удалить].</w:t>
       </w:r>
     </w:p>
     <w:p>
@@ -199,7 +202,35 @@
           <w:color w:val="31363C"/>
           <w:sz w:val="21"/>
         </w:rPr>
-        <w:t>1. Зачет произведен без письменного согласования с Подрядчиком.</w:t>
+        <w:t>1. [Только при наличии соответствующего договорного ограничения:] нарушен п. [номер] договора, который [запрещает односторонний зачёт / допускает его только по соглашению]. Указать точный текст и обстоятельства нарушения.</w:t>
+      </w:r>
+    </w:p>
+    <w:p>
+      <w:pPr>
+        <w:widowControl/>
+        <w:spacing w:before="0" w:after="60" w:line="271" w:lineRule="auto"/>
+      </w:pPr>
+      <w:r>
+        <w:rPr>
+          <w:rFonts w:ascii="Arial" w:hAnsi="Arial" w:eastAsia="Arial" w:cs="Arial"/>
+          <w:i w:val="0"/>
+          <w:color w:val="31363C"/>
+          <w:sz w:val="21"/>
+        </w:rPr>
+        <w:t xml:space="preserve">По </w:t>
+      </w:r>
+      <w:hyperlink r:id="rId11">
+        <w:r>
+          <w:rPr>
+            <w:sz w:val="18"/>
+            <w:color w:val="806238"/>
+            <w:u w:val="single"/>
+          </w:rPr>
+          <w:t>ст. 410 ГК РФ</w:t>
+        </w:r>
+      </w:hyperlink>
+      <w:r>
+        <w:t xml:space="preserve"> для зачёта может быть достаточно заявления одной стороны. Отсутствие нашего согласия само по себе не доказывает нарушение; договорное ограничение приводится только при его наличии и применимости.</w:t>
       </w:r>
     </w:p>
     <w:p>
@@ -214,22 +245,7 @@
           <w:color w:val="31363C"/>
           <w:sz w:val="21"/>
         </w:rPr>
-        <w:t xml:space="preserve">   Согласно ст. 410 ГК РФ зачет встречных однородных требований допускается при заявлении одной стороны. Однако в договоре подряда стороны могут ограничить или исключить такое право (ст. 411 ГК РФ: зачёт не допускается в случаях, предусмотренных законом или договором).</w:t>
-      </w:r>
-    </w:p>
-    <w:p>
-      <w:pPr>
-        <w:widowControl/>
-        <w:spacing w:before="0" w:after="80" w:line="271" w:lineRule="auto"/>
-      </w:pPr>
-      <w:r>
-        <w:rPr>
-          <w:rFonts w:ascii="Arial" w:hAnsi="Arial" w:eastAsia="Arial" w:cs="Arial"/>
-          <w:i w:val="0"/>
-          <w:color w:val="31363C"/>
-          <w:sz w:val="21"/>
-        </w:rPr>
-        <w:t>2. Требование Заказчика, на которое произведен зачет, является необоснованным / оспариваемым / не подтвержденным доказательствами.</w:t>
+        <w:t>2. Требование Заказчика не подтверждено в части [сумма] руб. по конкретным фактическим и правовым основаниям: [отсутствие нарушения / причинной связи / неверный объём / завышенный расчёт / иное]. Само наличие спора о требовании не является самостоятельным запретом зачёта.</w:t>
       </w:r>
     </w:p>
     <w:p>
@@ -280,7 +296,7 @@
     <w:p>
       <w:pPr>
         <w:widowControl/>
-        <w:spacing w:before="0" w:after="80" w:line="271" w:lineRule="auto"/>
+        <w:spacing w:before="0" w:after="60" w:line="271" w:lineRule="auto"/>
       </w:pPr>
       <w:r>
         <w:rPr>
@@ -289,13 +305,26 @@
           <w:color w:val="31363C"/>
           <w:sz w:val="21"/>
         </w:rPr>
-        <w:t xml:space="preserve">   - Срок исполнения встречного требования Заказчика не наступил (ст. 410 ГК РФ).</w:t>
+        <w:t xml:space="preserve">   - Срок исполнения встречного требования Заказчика не наступил (</w:t>
+      </w:r>
+      <w:hyperlink r:id="rId11">
+        <w:r>
+          <w:rPr>
+            <w:sz w:val="18"/>
+            <w:color w:val="806238"/>
+            <w:u w:val="single"/>
+          </w:rPr>
+          <w:t>ст. 410 ГК РФ</w:t>
+        </w:r>
+      </w:hyperlink>
+      <w:r>
+        <w:t>).</w:t>
       </w:r>
     </w:p>
     <w:p>
       <w:pPr>
         <w:widowControl/>
-        <w:spacing w:before="0" w:after="80" w:line="271" w:lineRule="auto"/>
+        <w:spacing w:before="0" w:after="60" w:line="271" w:lineRule="auto"/>
       </w:pPr>
       <w:r>
         <w:rPr>
@@ -304,7 +333,20 @@
           <w:color w:val="31363C"/>
           <w:sz w:val="21"/>
         </w:rPr>
-        <w:t xml:space="preserve">   - [Только если встречное требование Заказчика не денежное (например, о передаче вещи или о безвозмездном устранении недостатков) и оставалось таким на дату заявления о зачёте; к неустойке, процентам и убыткам не применяется:] Встречное требование Заказчика не однородно с денежным требованием Подрядчика (ст. 410 ГК РФ).</w:t>
+        <w:t xml:space="preserve">   - [Только если встречное требование Заказчика не денежное (например, о передаче вещи или о безвозмездном устранении недостатков) и оставалось таким на дату заявления о зачёте; к неустойке, процентам и убыткам не применяется:] Встречное требование Заказчика не однородно с денежным требованием Подрядчика (</w:t>
+      </w:r>
+      <w:hyperlink r:id="rId11">
+        <w:r>
+          <w:rPr>
+            <w:sz w:val="18"/>
+            <w:color w:val="806238"/>
+            <w:u w:val="single"/>
+          </w:rPr>
+          <w:t>ст. 410 ГК РФ</w:t>
+        </w:r>
+      </w:hyperlink>
+      <w:r>
+        <w:t>).</w:t>
       </w:r>
     </w:p>
     <w:p>
@@ -350,7 +392,7 @@
           <w:color w:val="31363C"/>
           <w:sz w:val="21"/>
         </w:rPr>
-        <w:t xml:space="preserve">   - Признать зачет неправомерным.</w:t>
+        <w:t xml:space="preserve">   - Пересмотреть уменьшение оплаты в оспариваемой части [сумма] руб. по приведённым основаниям.</w:t>
       </w:r>
     </w:p>
     <w:p>
@@ -365,7 +407,7 @@
           <w:color w:val="31363C"/>
           <w:sz w:val="21"/>
         </w:rPr>
-        <w:t xml:space="preserve">   - Вернуть незаконно зачтенную сумму [сумма] руб.</w:t>
+        <w:t xml:space="preserve">   - Уплатить непогашенную задолженность за работы [сумма] руб. с учётом установленного срока оплаты и приложенного расчёта.</w:t>
       </w:r>
     </w:p>
     <w:p>
@@ -380,7 +422,7 @@
           <w:color w:val="31363C"/>
           <w:sz w:val="21"/>
         </w:rPr>
-        <w:t xml:space="preserve">   - [Или:] Произвести зачет в согласованном с Подрядчиком размере [сумма] руб.</w:t>
+        <w:t xml:space="preserve">   - Представить документы и подробный расчёт встречного требования; провести сверку спорных позиций до [дата].</w:t>
       </w:r>
     </w:p>
     <w:p>
